--- a/03_Outputs/final scripts/ar/Module 1/1.2.0-ar.docx
+++ b/03_Outputs/final scripts/ar/Module 1/1.2.0-ar.docx
@@ -4,12 +4,12 @@
   <w:body>
     <w:p>
       <w:r>
-        <w:t>مرحبًا بكم في الفصل الثاني: الروابط بين الطاقة وأهداف التنمية المستدامة الأخرى.</w:t>
+        <w:t>مرحبًا بكم في الفصل 2: الروابط بين الطاقة وأهداف التنمية المستدامة الأخرى.</w:t>
       </w:r>
     </w:p>
     <w:p>
       <w:r>
-        <w:t>الطاقة أكثر من هدف واحد — إنها الخيط الذي يدفع التقدم عبر جميعها. من المدارس والمستشفيات إلى المياه النظيفة، والغذاء، والوظائف، فإن الطاقة الحديثة الموثوقة تغير حياة الناس.</w:t>
+        <w:t>الطاقة خيط ربط يدفع التقدم عبر جميع أهداف التنمية المستدامة. من المدارس والمستشفيات إلى المياه النظيفة والطعام والوظائف، الطاقة الحديثة الموثوقة تغير حياة الناس.</w:t>
       </w:r>
     </w:p>
     <w:p>
@@ -19,27 +19,22 @@
     </w:p>
     <w:p>
       <w:r>
-        <w:t>تحول الطاقة يعيد تشكيل مواردنا. اليوم، يستخدم القطاع حوالي 10 في المائة من المياه العذبة العالمية. بحلول عام 2050، قد يؤدي التحول من الفحم إلى الطاقة الشمسية والرياح إلى تقليل ذلك بنسبة 15 في المائة، مع تحسين جودة الهواء في المدن المزدحمة. صناعة الطاقة المتجددة تدعم بالفعل أكثر من 16 مليون وظيفة، وتستمر في النمو.</w:t>
+        <w:t>تحول الطاقة يعيد تشكيل مواردنا. اليوم، يستخدم القطاع حوالي 10 في المائة من المياه العذبة العالمية. بحلول عام 2050، قد يؤدي التحول من الفحم إلى الطاقة الشمسية والرياح إلى تقليل ذلك بنسبة 15 في المائة، مع تحسين جودة الهواء الملوث في المدن المزدحمة.</w:t>
       </w:r>
     </w:p>
     <w:p>
       <w:r>
-        <w:t>كما تفتح الطاقة فرصًا في التعليم. فالإضاءة بعد الظلام تمدد ساعات الدراسة، بينما يساهم الوصول الرقمي في المدارس الريفية في بناء مهارات للمستقبل. كما أن أنظمة الطهي النظيفة والطاقة الشمسية للمياه تتيح وقتًا — غالبًا من 15 إلى 18 ساعة في الأسبوع — للنساء والفتيات، مما يمنحهن فرصًا أكبر.</w:t>
+        <w:t>صناعة الطاقة المتجددة تدعم بالفعل أكثر من 16 مليون وظيفة، وتستمر في النمو. أنظمة الطهي النظيفة والطاقة الشمسية للمياه تتيح أيضًا توفير الوقت من جمع الوقود الصلب، الذي غالبًا ما يؤثر على النساء والفتيات—مما يوفر من 15 إلى 18 ساعة أسبوعيًا—ويفتح آفاقًا جديدة.</w:t>
       </w:r>
     </w:p>
     <w:p>
       <w:r>
-        <w:t>الكفاءة أيضًا قوية لتحول الأنظمة. الشبكات الذكية، وحلول تحويل النفايات إلى طاقة، والتحليلات في الوقت الحقيقي، تعزز الموارد، وتقوي المرونة، وتحسن أمن الغذاء والمياه.</w:t>
+        <w:t>تحسين الكفاءة هو أيضًا قوة مغيرة للأنظمة كما هو الحال في إزالة الكربون. الشبكات الذكية، وحلول تحويل النفايات إلى طاقة، والتحليلات في الوقت الحقيقي تعزز المرونة وتحسن أمن الغذاء والمياه.</w:t>
       </w:r>
     </w:p>
     <w:p>
       <w:r>
-        <w:t>في هذا الفصل، سنستكشف هذه الروابط — كيف ترتبط الطاقة بالصحة، والتعليم، والمساواة بين الجنسين، والعمل المناخي. وسنرى كيف يمكن للحلول المتكاملة، مثل أنظمة المياه المدعومة بالطاقة الشمسية ومبادرات الطهي النظيف، أن تقدم العديد من الفوائد في آن واحد.</w:t>
-      </w:r>
-    </w:p>
-    <w:p>
-      <w:r>
-        <w:t>لنبدأ، ونكتشف كيف تضاعف الطاقة التقدم عبر أهداف التنمية المستدامة.</w:t>
+        <w:t>في هذا الفصل، سنستكشف هذه الروابط. لنبدأ، ونكتشف كيف تضاعف الطاقة التقدم عبر أهداف التنمية المستدامة.</w:t>
       </w:r>
     </w:p>
     <w:sectPr>
